--- a/Etapa Construcción - Iteración 2/Priorización e Inicio Diseño 2º Tanda Casos de Uso - Kairos - NexTech.docx
+++ b/Etapa Construcción - Iteración 2/Priorización e Inicio Diseño 2º Tanda Casos de Uso - Kairos - NexTech.docx
@@ -1044,12 +1044,12 @@
             <wp:extent cx="1304925" cy="2019300"/>
             <wp:effectExtent b="0" l="0" r="0" t="0"/>
             <wp:wrapSquare wrapText="bothSides" distB="0" distT="0" distL="114300" distR="114300"/>
-            <wp:docPr descr="UNPA.JPG" id="14" name="image1.jpg"/>
+            <wp:docPr descr="UNPA.JPG" id="14" name="image3.jpg"/>
             <a:graphic>
               <a:graphicData uri="http://schemas.openxmlformats.org/drawingml/2006/picture">
                 <pic:pic>
                   <pic:nvPicPr>
-                    <pic:cNvPr descr="UNPA.JPG" id="0" name="image1.jpg"/>
+                    <pic:cNvPr descr="UNPA.JPG" id="0" name="image3.jpg"/>
                     <pic:cNvPicPr preferRelativeResize="0"/>
                   </pic:nvPicPr>
                   <pic:blipFill>
@@ -1119,7 +1119,7 @@
     </w:p>
     <w:sdt>
       <w:sdtPr>
-        <w:id w:val="1220528808"/>
+        <w:id w:val="-1563221016"/>
         <w:docPartObj>
           <w:docPartGallery w:val="Table of Contents"/>
           <w:docPartUnique w:val="1"/>
@@ -1804,6 +1804,7 @@
           <w:tab w:val="left" w:leader="none" w:pos="0"/>
         </w:tabs>
         <w:ind w:left="0" w:firstLine="0"/>
+        <w:jc w:val="both"/>
         <w:rPr/>
       </w:pPr>
       <w:r>
@@ -1819,6 +1820,7 @@
           <w:tab w:val="left" w:leader="none" w:pos="0"/>
         </w:tabs>
         <w:ind w:left="0" w:firstLine="0"/>
+        <w:jc w:val="both"/>
         <w:rPr/>
       </w:pPr>
       <w:r>
@@ -1826,6 +1828,21 @@
           <w:rtl w:val="0"/>
         </w:rPr>
         <w:t xml:space="preserve">A partir de este análisis, se seleccionaron los casos de uso más relevantes tanto por su complejidad técnica como por su valor funcional, asegurando así que el desarrollo se enfoque en los componentes críticos para cumplir con los propósitos principales del sistema.</w:t>
+      </w:r>
+    </w:p>
+    <w:p>
+      <w:pPr>
+        <w:tabs>
+          <w:tab w:val="left" w:leader="none" w:pos="0"/>
+        </w:tabs>
+        <w:ind w:left="0" w:firstLine="0"/>
+        <w:jc w:val="both"/>
+        <w:rPr/>
+      </w:pPr>
+      <w:r>
+        <w:rPr>
+          <w:rtl w:val="0"/>
+        </w:rPr>
       </w:r>
     </w:p>
     <w:p>
@@ -1834,6 +1851,7 @@
         <w:tabs>
           <w:tab w:val="left" w:leader="none" w:pos="0"/>
         </w:tabs>
+        <w:jc w:val="both"/>
         <w:rPr/>
       </w:pPr>
       <w:bookmarkStart w:colFirst="0" w:colLast="0" w:name="_p1q0fdygz45d" w:id="3"/>
@@ -1957,6 +1975,20 @@
     </w:p>
     <w:p>
       <w:pPr>
+        <w:tabs>
+          <w:tab w:val="left" w:leader="none" w:pos="0"/>
+        </w:tabs>
+        <w:ind w:left="0" w:firstLine="0"/>
+        <w:rPr/>
+      </w:pPr>
+      <w:r>
+        <w:rPr>
+          <w:rtl w:val="0"/>
+        </w:rPr>
+      </w:r>
+    </w:p>
+    <w:p>
+      <w:pPr>
         <w:pStyle w:val="Heading2"/>
         <w:tabs>
           <w:tab w:val="left" w:leader="none" w:pos="0"/>
@@ -2551,7 +2583,7 @@
     <w:tbl>
       <w:tblPr>
         <w:tblStyle w:val="Table1"/>
-        <w:tblW w:w="7725.0" w:type="dxa"/>
+        <w:tblW w:w="8610.0" w:type="dxa"/>
         <w:jc w:val="left"/>
         <w:tblBorders>
           <w:top w:color="000000" w:space="0" w:sz="0" w:val="nil"/>
@@ -2565,14 +2597,14 @@
         <w:tblLook w:val="0600"/>
       </w:tblPr>
       <w:tblGrid>
-        <w:gridCol w:w="800"/>
-        <w:gridCol w:w="3380"/>
-        <w:gridCol w:w="3545"/>
+        <w:gridCol w:w="795"/>
+        <w:gridCol w:w="3375"/>
+        <w:gridCol w:w="4440"/>
         <w:tblGridChange w:id="0">
           <w:tblGrid>
-            <w:gridCol w:w="800"/>
-            <w:gridCol w:w="3380"/>
-            <w:gridCol w:w="3545"/>
+            <w:gridCol w:w="795"/>
+            <w:gridCol w:w="3375"/>
+            <w:gridCol w:w="4440"/>
           </w:tblGrid>
         </w:tblGridChange>
       </w:tblGrid>
@@ -3638,7 +3670,7 @@
     <w:tbl>
       <w:tblPr>
         <w:tblStyle w:val="Table2"/>
-        <w:tblW w:w="6900.0" w:type="dxa"/>
+        <w:tblW w:w="8595.0" w:type="dxa"/>
         <w:jc w:val="left"/>
         <w:tblBorders>
           <w:top w:color="000000" w:space="0" w:sz="0" w:val="nil"/>
@@ -3652,14 +3684,14 @@
         <w:tblLook w:val="0600"/>
       </w:tblPr>
       <w:tblGrid>
-        <w:gridCol w:w="800"/>
-        <w:gridCol w:w="3005"/>
-        <w:gridCol w:w="3095"/>
+        <w:gridCol w:w="795"/>
+        <w:gridCol w:w="3000"/>
+        <w:gridCol w:w="4800"/>
         <w:tblGridChange w:id="0">
           <w:tblGrid>
-            <w:gridCol w:w="800"/>
-            <w:gridCol w:w="3005"/>
-            <w:gridCol w:w="3095"/>
+            <w:gridCol w:w="795"/>
+            <w:gridCol w:w="3000"/>
+            <w:gridCol w:w="4800"/>
           </w:tblGrid>
         </w:tblGridChange>
       </w:tblGrid>
@@ -4519,7 +4551,7 @@
     <w:tbl>
       <w:tblPr>
         <w:tblStyle w:val="Table3"/>
-        <w:tblW w:w="6000.0" w:type="dxa"/>
+        <w:tblW w:w="8625.0" w:type="dxa"/>
         <w:jc w:val="left"/>
         <w:tblBorders>
           <w:top w:color="000000" w:space="0" w:sz="0" w:val="nil"/>
@@ -4533,14 +4565,14 @@
         <w:tblLook w:val="0600"/>
       </w:tblPr>
       <w:tblGrid>
-        <w:gridCol w:w="800"/>
-        <w:gridCol w:w="2300"/>
-        <w:gridCol w:w="2900"/>
+        <w:gridCol w:w="795"/>
+        <w:gridCol w:w="3030"/>
+        <w:gridCol w:w="4800"/>
         <w:tblGridChange w:id="0">
           <w:tblGrid>
-            <w:gridCol w:w="800"/>
-            <w:gridCol w:w="2300"/>
-            <w:gridCol w:w="2900"/>
+            <w:gridCol w:w="795"/>
+            <w:gridCol w:w="3030"/>
+            <w:gridCol w:w="4800"/>
           </w:tblGrid>
         </w:tblGridChange>
       </w:tblGrid>
@@ -5100,7 +5132,7 @@
     <w:tbl>
       <w:tblPr>
         <w:tblStyle w:val="Table4"/>
-        <w:tblW w:w="6450.0" w:type="dxa"/>
+        <w:tblW w:w="8595.0" w:type="dxa"/>
         <w:jc w:val="left"/>
         <w:tblBorders>
           <w:top w:color="000000" w:space="0" w:sz="0" w:val="nil"/>
@@ -5114,14 +5146,14 @@
         <w:tblLook w:val="0600"/>
       </w:tblPr>
       <w:tblGrid>
-        <w:gridCol w:w="800"/>
-        <w:gridCol w:w="1700"/>
-        <w:gridCol w:w="3950"/>
+        <w:gridCol w:w="795"/>
+        <w:gridCol w:w="3000"/>
+        <w:gridCol w:w="4800"/>
         <w:tblGridChange w:id="0">
           <w:tblGrid>
-            <w:gridCol w:w="800"/>
-            <w:gridCol w:w="1700"/>
-            <w:gridCol w:w="3950"/>
+            <w:gridCol w:w="795"/>
+            <w:gridCol w:w="3000"/>
+            <w:gridCol w:w="4800"/>
           </w:tblGrid>
         </w:tblGridChange>
       </w:tblGrid>
@@ -5823,6 +5855,7 @@
           <w:tab w:val="left" w:leader="none" w:pos="0"/>
         </w:tabs>
         <w:ind w:left="0" w:firstLine="0"/>
+        <w:jc w:val="both"/>
         <w:rPr/>
       </w:pPr>
       <w:r>
@@ -5838,6 +5871,7 @@
           <w:tab w:val="left" w:leader="none" w:pos="0"/>
         </w:tabs>
         <w:ind w:left="0" w:firstLine="0"/>
+        <w:jc w:val="both"/>
         <w:rPr/>
       </w:pPr>
       <w:r>
@@ -5849,7 +5883,23 @@
     </w:p>
     <w:p>
       <w:pPr>
+        <w:tabs>
+          <w:tab w:val="left" w:leader="none" w:pos="0"/>
+        </w:tabs>
+        <w:ind w:left="0" w:firstLine="0"/>
+        <w:jc w:val="both"/>
+        <w:rPr/>
+      </w:pPr>
+      <w:r>
+        <w:rPr>
+          <w:rtl w:val="0"/>
+        </w:rPr>
+      </w:r>
+    </w:p>
+    <w:p>
+      <w:pPr>
         <w:pStyle w:val="Heading2"/>
+        <w:jc w:val="both"/>
         <w:rPr/>
       </w:pPr>
       <w:bookmarkStart w:colFirst="0" w:colLast="0" w:name="_b16wf1b4xlxc" w:id="15"/>
@@ -5864,13 +5914,14 @@
     <w:p>
       <w:pPr>
         <w:ind w:left="0" w:firstLine="0"/>
+        <w:jc w:val="both"/>
         <w:rPr/>
       </w:pPr>
       <w:r>
         <w:rPr>
           <w:rtl w:val="0"/>
         </w:rPr>
-        <w:t xml:space="preserve">Tras la evaluación mediante la técnica de MoSCoW y la estimación por PCU se seleccionaron los casos de uso </w:t>
+        <w:t xml:space="preserve">Tras la evaluación mediante la técnica de MoSCoW y teniendo en cuenta la estimación por PCU, se decidió seleccionar los casos de uso </w:t>
       </w:r>
       <w:r>
         <w:rPr>
@@ -5894,7 +5945,7 @@
         <w:rPr>
           <w:rtl w:val="0"/>
         </w:rPr>
-        <w:t xml:space="preserve"> y CU21 por ser complejos y porque forman parte de algunas de las funcionalidades esenciales para cumplir con el propósito principal del sistema, al igual que tienen relación a los casos de uso ya implementados, lo que lograría una integración más completa de las funcionalidades.</w:t>
+        <w:t xml:space="preserve"> y CU21 por su complejidad y porque forman parte de algunas de las funcionalidades esenciales para cumplir con el propósito principal del sistema, además de relacionarse estrechamente con los casos de uso que ya se implementaron en la iteración anterior (CU09 Crear tarea, CU12 Estimar tarea y CU20 Registrar tiempo por cronómetro), lo que lograría una integración más completa de las funcionalidades.</w:t>
       </w:r>
       <w:r>
         <w:rPr>
@@ -6914,12 +6965,12 @@
           <wp:extent cx="669290" cy="669290"/>
           <wp:effectExtent b="0" l="0" r="0" t="0"/>
           <wp:wrapSquare wrapText="bothSides" distB="0" distT="0" distL="114300" distR="114300"/>
-          <wp:docPr descr="psi-negro.png" id="16" name="image3.png"/>
+          <wp:docPr descr="psi-negro.png" id="16" name="image1.png"/>
           <a:graphic>
             <a:graphicData uri="http://schemas.openxmlformats.org/drawingml/2006/picture">
               <pic:pic>
                 <pic:nvPicPr>
-                  <pic:cNvPr descr="psi-negro.png" id="0" name="image3.png"/>
+                  <pic:cNvPr descr="psi-negro.png" id="0" name="image1.png"/>
                   <pic:cNvPicPr preferRelativeResize="0"/>
                 </pic:nvPicPr>
                 <pic:blipFill>
@@ -6969,12 +7020,12 @@
           <wp:extent cx="425450" cy="666750"/>
           <wp:effectExtent b="0" l="0" r="0" t="0"/>
           <wp:wrapSquare wrapText="bothSides" distB="0" distT="0" distL="114300" distR="114300"/>
-          <wp:docPr descr="UNPA.JPG" id="13" name="image1.jpg"/>
+          <wp:docPr descr="UNPA.JPG" id="13" name="image3.jpg"/>
           <a:graphic>
             <a:graphicData uri="http://schemas.openxmlformats.org/drawingml/2006/picture">
               <pic:pic>
                 <pic:nvPicPr>
-                  <pic:cNvPr descr="UNPA.JPG" id="0" name="image1.jpg"/>
+                  <pic:cNvPr descr="UNPA.JPG" id="0" name="image3.jpg"/>
                   <pic:cNvPicPr preferRelativeResize="0"/>
                 </pic:nvPicPr>
                 <pic:blipFill>

--- a/Etapa Construcción - Iteración 2/Priorización e Inicio Diseño 2º Tanda Casos de Uso - Kairos - NexTech.docx
+++ b/Etapa Construcción - Iteración 2/Priorización e Inicio Diseño 2º Tanda Casos de Uso - Kairos - NexTech.docx
@@ -989,12 +989,12 @@
             <wp:extent cx="1200150" cy="1200150"/>
             <wp:effectExtent b="0" l="0" r="0" t="0"/>
             <wp:wrapSquare wrapText="bothSides" distB="0" distT="0" distL="114300" distR="114300"/>
-            <wp:docPr descr="psi-negro.png" id="15" name="image2.png"/>
+            <wp:docPr descr="psi-negro.png" id="15" name="image1.png"/>
             <a:graphic>
               <a:graphicData uri="http://schemas.openxmlformats.org/drawingml/2006/picture">
                 <pic:pic>
                   <pic:nvPicPr>
-                    <pic:cNvPr descr="psi-negro.png" id="0" name="image2.png"/>
+                    <pic:cNvPr descr="psi-negro.png" id="0" name="image1.png"/>
                     <pic:cNvPicPr preferRelativeResize="0"/>
                   </pic:nvPicPr>
                   <pic:blipFill>
@@ -1119,7 +1119,7 @@
     </w:p>
     <w:sdt>
       <w:sdtPr>
-        <w:id w:val="-1563221016"/>
+        <w:id w:val="-1250166089"/>
         <w:docPartObj>
           <w:docPartGallery w:val="Table of Contents"/>
           <w:docPartUnique w:val="1"/>
@@ -5666,7 +5666,7 @@
         <w:rPr>
           <w:rtl w:val="0"/>
         </w:rPr>
-        <w:t xml:space="preserve"> Crear Etapa</w:t>
+        <w:t xml:space="preserve"> Crear Etapa y CU08 Crear Iteración</w:t>
       </w:r>
     </w:p>
     <w:p>
@@ -5677,6 +5677,7 @@
         <w:rPr>
           <w:rtl w:val="0"/>
         </w:rPr>
+        <w:t xml:space="preserve">ABM importantes para el proyecto.</w:t>
       </w:r>
     </w:p>
     <w:p>
@@ -5684,22 +5685,8 @@
         <w:pStyle w:val="Heading2"/>
         <w:rPr/>
       </w:pPr>
-      <w:bookmarkStart w:colFirst="0" w:colLast="0" w:name="_qhm97k59xzpw" w:id="12"/>
+      <w:bookmarkStart w:colFirst="0" w:colLast="0" w:name="_zhhl2oimtqw2" w:id="12"/>
       <w:bookmarkEnd w:id="12"/>
-      <w:r>
-        <w:rPr>
-          <w:rtl w:val="0"/>
-        </w:rPr>
-        <w:t xml:space="preserve">CU08 Crear Iteración</w:t>
-      </w:r>
-    </w:p>
-    <w:p>
-      <w:pPr>
-        <w:pStyle w:val="Heading2"/>
-        <w:rPr/>
-      </w:pPr>
-      <w:bookmarkStart w:colFirst="0" w:colLast="0" w:name="_zhhl2oimtqw2" w:id="13"/>
-      <w:bookmarkEnd w:id="13"/>
       <w:r>
         <w:rPr>
           <w:rtl w:val="0"/>
@@ -5840,8 +5827,8 @@
         <w:ind w:left="0"/>
         <w:rPr/>
       </w:pPr>
-      <w:bookmarkStart w:colFirst="0" w:colLast="0" w:name="_6hy0kb3c7hgs" w:id="14"/>
-      <w:bookmarkEnd w:id="14"/>
+      <w:bookmarkStart w:colFirst="0" w:colLast="0" w:name="_6hy0kb3c7hgs" w:id="13"/>
+      <w:bookmarkEnd w:id="13"/>
       <w:r>
         <w:rPr>
           <w:rtl w:val="0"/>
@@ -5902,8 +5889,8 @@
         <w:jc w:val="both"/>
         <w:rPr/>
       </w:pPr>
-      <w:bookmarkStart w:colFirst="0" w:colLast="0" w:name="_b16wf1b4xlxc" w:id="15"/>
-      <w:bookmarkEnd w:id="15"/>
+      <w:bookmarkStart w:colFirst="0" w:colLast="0" w:name="_b16wf1b4xlxc" w:id="14"/>
+      <w:bookmarkEnd w:id="14"/>
       <w:r>
         <w:rPr>
           <w:rtl w:val="0"/>
@@ -6965,12 +6952,12 @@
           <wp:extent cx="669290" cy="669290"/>
           <wp:effectExtent b="0" l="0" r="0" t="0"/>
           <wp:wrapSquare wrapText="bothSides" distB="0" distT="0" distL="114300" distR="114300"/>
-          <wp:docPr descr="psi-negro.png" id="16" name="image1.png"/>
+          <wp:docPr descr="psi-negro.png" id="16" name="image2.png"/>
           <a:graphic>
             <a:graphicData uri="http://schemas.openxmlformats.org/drawingml/2006/picture">
               <pic:pic>
                 <pic:nvPicPr>
-                  <pic:cNvPr descr="psi-negro.png" id="0" name="image1.png"/>
+                  <pic:cNvPr descr="psi-negro.png" id="0" name="image2.png"/>
                   <pic:cNvPicPr preferRelativeResize="0"/>
                 </pic:nvPicPr>
                 <pic:blipFill>

--- a/Etapa Construcción - Iteración 2/Priorización e Inicio Diseño 2º Tanda Casos de Uso - Kairos - NexTech.docx
+++ b/Etapa Construcción - Iteración 2/Priorización e Inicio Diseño 2º Tanda Casos de Uso - Kairos - NexTech.docx
@@ -21,16 +21,37 @@
         <w:jc w:val="left"/>
         <w:rPr>
           <w:rFonts w:ascii="Cambria" w:cs="Cambria" w:eastAsia="Cambria" w:hAnsi="Cambria"/>
-          <w:b w:val="0"/>
-          <w:i w:val="0"/>
-          <w:smallCaps w:val="0"/>
-          <w:strike w:val="0"/>
-          <w:color w:val="000000"/>
           <w:sz w:val="72"/>
           <w:szCs w:val="72"/>
-          <w:u w:val="none"/>
-          <w:shd w:fill="auto" w:val="clear"/>
-          <w:vertAlign w:val="baseline"/>
+        </w:rPr>
+      </w:pPr>
+      <w:r>
+        <w:rPr>
+          <w:rtl w:val="0"/>
+        </w:rPr>
+      </w:r>
+    </w:p>
+    <w:p>
+      <w:pPr>
+        <w:keepNext w:val="0"/>
+        <w:keepLines w:val="0"/>
+        <w:pageBreakBefore w:val="0"/>
+        <w:widowControl w:val="1"/>
+        <w:pBdr>
+          <w:top w:space="0" w:sz="0" w:val="nil"/>
+          <w:left w:space="0" w:sz="0" w:val="nil"/>
+          <w:bottom w:space="0" w:sz="0" w:val="nil"/>
+          <w:right w:space="0" w:sz="0" w:val="nil"/>
+          <w:between w:space="0" w:sz="0" w:val="nil"/>
+        </w:pBdr>
+        <w:shd w:fill="auto" w:val="clear"/>
+        <w:spacing w:after="0" w:before="0" w:line="240" w:lineRule="auto"/>
+        <w:ind w:left="0" w:right="0" w:firstLine="0"/>
+        <w:jc w:val="left"/>
+        <w:rPr>
+          <w:rFonts w:ascii="Cambria" w:cs="Cambria" w:eastAsia="Cambria" w:hAnsi="Cambria"/>
+          <w:sz w:val="72"/>
+          <w:szCs w:val="72"/>
         </w:rPr>
       </w:pPr>
       <w:r>
@@ -989,12 +1010,12 @@
             <wp:extent cx="1200150" cy="1200150"/>
             <wp:effectExtent b="0" l="0" r="0" t="0"/>
             <wp:wrapSquare wrapText="bothSides" distB="0" distT="0" distL="114300" distR="114300"/>
-            <wp:docPr descr="psi-negro.png" id="15" name="image1.png"/>
+            <wp:docPr descr="psi-negro.png" id="15" name="image2.png"/>
             <a:graphic>
               <a:graphicData uri="http://schemas.openxmlformats.org/drawingml/2006/picture">
                 <pic:pic>
                   <pic:nvPicPr>
-                    <pic:cNvPr descr="psi-negro.png" id="0" name="image1.png"/>
+                    <pic:cNvPr descr="psi-negro.png" id="0" name="image2.png"/>
                     <pic:cNvPicPr preferRelativeResize="0"/>
                   </pic:nvPicPr>
                   <pic:blipFill>
@@ -1119,7 +1140,7 @@
     </w:p>
     <w:sdt>
       <w:sdtPr>
-        <w:id w:val="-1250166089"/>
+        <w:id w:val="1530672191"/>
         <w:docPartObj>
           <w:docPartGallery w:val="Table of Contents"/>
           <w:docPartUnique w:val="1"/>
@@ -6952,12 +6973,12 @@
           <wp:extent cx="669290" cy="669290"/>
           <wp:effectExtent b="0" l="0" r="0" t="0"/>
           <wp:wrapSquare wrapText="bothSides" distB="0" distT="0" distL="114300" distR="114300"/>
-          <wp:docPr descr="psi-negro.png" id="16" name="image2.png"/>
+          <wp:docPr descr="psi-negro.png" id="16" name="image1.png"/>
           <a:graphic>
             <a:graphicData uri="http://schemas.openxmlformats.org/drawingml/2006/picture">
               <pic:pic>
                 <pic:nvPicPr>
-                  <pic:cNvPr descr="psi-negro.png" id="0" name="image2.png"/>
+                  <pic:cNvPr descr="psi-negro.png" id="0" name="image1.png"/>
                   <pic:cNvPicPr preferRelativeResize="0"/>
                 </pic:nvPicPr>
                 <pic:blipFill>

--- a/Etapa Construcción - Iteración 2/Priorización e Inicio Diseño 2º Tanda Casos de Uso - Kairos - NexTech.docx
+++ b/Etapa Construcción - Iteración 2/Priorización e Inicio Diseño 2º Tanda Casos de Uso - Kairos - NexTech.docx
@@ -1010,12 +1010,12 @@
             <wp:extent cx="1200150" cy="1200150"/>
             <wp:effectExtent b="0" l="0" r="0" t="0"/>
             <wp:wrapSquare wrapText="bothSides" distB="0" distT="0" distL="114300" distR="114300"/>
-            <wp:docPr descr="psi-negro.png" id="15" name="image2.png"/>
+            <wp:docPr descr="psi-negro.png" id="15" name="image1.png"/>
             <a:graphic>
               <a:graphicData uri="http://schemas.openxmlformats.org/drawingml/2006/picture">
                 <pic:pic>
                   <pic:nvPicPr>
-                    <pic:cNvPr descr="psi-negro.png" id="0" name="image2.png"/>
+                    <pic:cNvPr descr="psi-negro.png" id="0" name="image1.png"/>
                     <pic:cNvPicPr preferRelativeResize="0"/>
                   </pic:nvPicPr>
                   <pic:blipFill>
@@ -1140,7 +1140,7 @@
     </w:p>
     <w:sdt>
       <w:sdtPr>
-        <w:id w:val="1530672191"/>
+        <w:id w:val="-852210796"/>
         <w:docPartObj>
           <w:docPartGallery w:val="Table of Contents"/>
           <w:docPartUnique w:val="1"/>
@@ -6973,12 +6973,12 @@
           <wp:extent cx="669290" cy="669290"/>
           <wp:effectExtent b="0" l="0" r="0" t="0"/>
           <wp:wrapSquare wrapText="bothSides" distB="0" distT="0" distL="114300" distR="114300"/>
-          <wp:docPr descr="psi-negro.png" id="16" name="image1.png"/>
+          <wp:docPr descr="psi-negro.png" id="16" name="image2.png"/>
           <a:graphic>
             <a:graphicData uri="http://schemas.openxmlformats.org/drawingml/2006/picture">
               <pic:pic>
                 <pic:nvPicPr>
-                  <pic:cNvPr descr="psi-negro.png" id="0" name="image1.png"/>
+                  <pic:cNvPr descr="psi-negro.png" id="0" name="image2.png"/>
                   <pic:cNvPicPr preferRelativeResize="0"/>
                 </pic:nvPicPr>
                 <pic:blipFill>

--- a/Etapa Construcción - Iteración 2/Priorización e Inicio Diseño 2º Tanda Casos de Uso - Kairos - NexTech.docx
+++ b/Etapa Construcción - Iteración 2/Priorización e Inicio Diseño 2º Tanda Casos de Uso - Kairos - NexTech.docx
@@ -1065,12 +1065,12 @@
             <wp:extent cx="1304925" cy="2019300"/>
             <wp:effectExtent b="0" l="0" r="0" t="0"/>
             <wp:wrapSquare wrapText="bothSides" distB="0" distT="0" distL="114300" distR="114300"/>
-            <wp:docPr descr="UNPA.JPG" id="14" name="image3.jpg"/>
+            <wp:docPr descr="UNPA.JPG" id="14" name="image2.jpg"/>
             <a:graphic>
               <a:graphicData uri="http://schemas.openxmlformats.org/drawingml/2006/picture">
                 <pic:pic>
                   <pic:nvPicPr>
-                    <pic:cNvPr descr="UNPA.JPG" id="0" name="image3.jpg"/>
+                    <pic:cNvPr descr="UNPA.JPG" id="0" name="image2.jpg"/>
                     <pic:cNvPicPr preferRelativeResize="0"/>
                   </pic:nvPicPr>
                   <pic:blipFill>
@@ -1140,7 +1140,7 @@
     </w:p>
     <w:sdt>
       <w:sdtPr>
-        <w:id w:val="-852210796"/>
+        <w:id w:val="-2014405012"/>
         <w:docPartObj>
           <w:docPartGallery w:val="Table of Contents"/>
           <w:docPartUnique w:val="1"/>
@@ -6973,12 +6973,12 @@
           <wp:extent cx="669290" cy="669290"/>
           <wp:effectExtent b="0" l="0" r="0" t="0"/>
           <wp:wrapSquare wrapText="bothSides" distB="0" distT="0" distL="114300" distR="114300"/>
-          <wp:docPr descr="psi-negro.png" id="16" name="image2.png"/>
+          <wp:docPr descr="psi-negro.png" id="16" name="image3.png"/>
           <a:graphic>
             <a:graphicData uri="http://schemas.openxmlformats.org/drawingml/2006/picture">
               <pic:pic>
                 <pic:nvPicPr>
-                  <pic:cNvPr descr="psi-negro.png" id="0" name="image2.png"/>
+                  <pic:cNvPr descr="psi-negro.png" id="0" name="image3.png"/>
                   <pic:cNvPicPr preferRelativeResize="0"/>
                 </pic:nvPicPr>
                 <pic:blipFill>
@@ -7028,12 +7028,12 @@
           <wp:extent cx="425450" cy="666750"/>
           <wp:effectExtent b="0" l="0" r="0" t="0"/>
           <wp:wrapSquare wrapText="bothSides" distB="0" distT="0" distL="114300" distR="114300"/>
-          <wp:docPr descr="UNPA.JPG" id="13" name="image3.jpg"/>
+          <wp:docPr descr="UNPA.JPG" id="13" name="image2.jpg"/>
           <a:graphic>
             <a:graphicData uri="http://schemas.openxmlformats.org/drawingml/2006/picture">
               <pic:pic>
                 <pic:nvPicPr>
-                  <pic:cNvPr descr="UNPA.JPG" id="0" name="image3.jpg"/>
+                  <pic:cNvPr descr="UNPA.JPG" id="0" name="image2.jpg"/>
                   <pic:cNvPicPr preferRelativeResize="0"/>
                 </pic:nvPicPr>
                 <pic:blipFill>

--- a/Etapa Construcción - Iteración 2/Priorización e Inicio Diseño 2º Tanda Casos de Uso - Kairos - NexTech.docx
+++ b/Etapa Construcción - Iteración 2/Priorización e Inicio Diseño 2º Tanda Casos de Uso - Kairos - NexTech.docx
@@ -80,7 +80,9 @@
         <w:rPr>
           <w:rFonts w:ascii="Cambria" w:cs="Cambria" w:eastAsia="Cambria" w:hAnsi="Cambria"/>
           <w:b w:val="0"/>
+          <w:bCs w:val="0"/>
           <w:i w:val="0"/>
+          <w:iCs w:val="0"/>
           <w:smallCaps w:val="0"/>
           <w:strike w:val="0"/>
           <w:color w:val="000000"/>
@@ -117,7 +119,9 @@
         <w:rPr>
           <w:rFonts w:ascii="Cambria" w:cs="Cambria" w:eastAsia="Cambria" w:hAnsi="Cambria"/>
           <w:b w:val="0"/>
+          <w:bCs w:val="0"/>
           <w:i w:val="0"/>
+          <w:iCs w:val="0"/>
           <w:smallCaps w:val="0"/>
           <w:strike w:val="0"/>
           <w:color w:val="000000"/>
@@ -132,7 +136,9 @@
         <w:rPr>
           <w:rFonts w:ascii="Calibri" w:cs="Calibri" w:eastAsia="Calibri" w:hAnsi="Calibri"/>
           <w:b w:val="0"/>
+          <w:bCs w:val="0"/>
           <w:i w:val="0"/>
+          <w:iCs w:val="0"/>
           <w:smallCaps w:val="0"/>
           <w:strike w:val="0"/>
           <w:color w:val="000000"/>
@@ -252,7 +258,9 @@
         <w:rPr>
           <w:rFonts w:ascii="Calibri" w:cs="Calibri" w:eastAsia="Calibri" w:hAnsi="Calibri"/>
           <w:b w:val="0"/>
+          <w:bCs w:val="0"/>
           <w:i w:val="0"/>
+          <w:iCs w:val="0"/>
           <w:smallCaps w:val="0"/>
           <w:strike w:val="0"/>
           <w:color w:val="000000"/>
@@ -372,7 +380,9 @@
         <w:rPr>
           <w:rFonts w:ascii="Calibri" w:cs="Calibri" w:eastAsia="Calibri" w:hAnsi="Calibri"/>
           <w:b w:val="0"/>
+          <w:bCs w:val="0"/>
           <w:i w:val="0"/>
+          <w:iCs w:val="0"/>
           <w:smallCaps w:val="0"/>
           <w:strike w:val="0"/>
           <w:color w:val="000000"/>
@@ -492,7 +502,9 @@
         <w:rPr>
           <w:rFonts w:ascii="Calibri" w:cs="Calibri" w:eastAsia="Calibri" w:hAnsi="Calibri"/>
           <w:b w:val="0"/>
+          <w:bCs w:val="0"/>
           <w:i w:val="0"/>
+          <w:iCs w:val="0"/>
           <w:smallCaps w:val="0"/>
           <w:strike w:val="0"/>
           <w:color w:val="000000"/>
@@ -634,7 +646,9 @@
         <w:rPr>
           <w:rFonts w:ascii="Cambria" w:cs="Cambria" w:eastAsia="Cambria" w:hAnsi="Cambria"/>
           <w:b w:val="0"/>
+          <w:bCs w:val="0"/>
           <w:i w:val="0"/>
+          <w:iCs w:val="0"/>
           <w:smallCaps w:val="0"/>
           <w:strike w:val="0"/>
           <w:color w:val="000000"/>
@@ -680,7 +694,9 @@
         <w:rPr>
           <w:rFonts w:ascii="Cambria" w:cs="Cambria" w:eastAsia="Cambria" w:hAnsi="Cambria"/>
           <w:b w:val="0"/>
+          <w:bCs w:val="0"/>
           <w:i w:val="0"/>
+          <w:iCs w:val="0"/>
           <w:smallCaps w:val="0"/>
           <w:strike w:val="0"/>
           <w:color w:val="000000"/>
@@ -726,7 +742,9 @@
         <w:rPr>
           <w:rFonts w:ascii="Calibri" w:cs="Calibri" w:eastAsia="Calibri" w:hAnsi="Calibri"/>
           <w:b w:val="0"/>
+          <w:bCs w:val="0"/>
           <w:i w:val="0"/>
+          <w:iCs w:val="0"/>
           <w:smallCaps w:val="0"/>
           <w:strike w:val="0"/>
           <w:color w:val="000000"/>
@@ -763,7 +781,9 @@
         <w:rPr>
           <w:rFonts w:ascii="Calibri" w:cs="Calibri" w:eastAsia="Calibri" w:hAnsi="Calibri"/>
           <w:b w:val="0"/>
+          <w:bCs w:val="0"/>
           <w:i w:val="0"/>
+          <w:iCs w:val="0"/>
           <w:smallCaps w:val="0"/>
           <w:strike w:val="0"/>
           <w:color w:val="000000"/>
@@ -800,7 +820,9 @@
         <w:rPr>
           <w:rFonts w:ascii="Calibri" w:cs="Calibri" w:eastAsia="Calibri" w:hAnsi="Calibri"/>
           <w:b w:val="0"/>
+          <w:bCs w:val="0"/>
           <w:i w:val="0"/>
+          <w:iCs w:val="0"/>
           <w:smallCaps w:val="0"/>
           <w:strike w:val="0"/>
           <w:color w:val="000000"/>
@@ -837,7 +859,9 @@
         <w:rPr>
           <w:rFonts w:ascii="Calibri" w:cs="Calibri" w:eastAsia="Calibri" w:hAnsi="Calibri"/>
           <w:b w:val="0"/>
+          <w:bCs w:val="0"/>
           <w:i w:val="0"/>
+          <w:iCs w:val="0"/>
           <w:smallCaps w:val="0"/>
           <w:strike w:val="0"/>
           <w:color w:val="000000"/>
@@ -874,7 +898,9 @@
         <w:rPr>
           <w:rFonts w:ascii="Calibri" w:cs="Calibri" w:eastAsia="Calibri" w:hAnsi="Calibri"/>
           <w:b w:val="0"/>
+          <w:bCs w:val="0"/>
           <w:i w:val="0"/>
+          <w:iCs w:val="0"/>
           <w:smallCaps w:val="0"/>
           <w:strike w:val="0"/>
           <w:color w:val="000000"/>
@@ -917,7 +943,9 @@
         <w:rPr>
           <w:rFonts w:ascii="Calibri" w:cs="Calibri" w:eastAsia="Calibri" w:hAnsi="Calibri"/>
           <w:b w:val="0"/>
+          <w:bCs w:val="0"/>
           <w:i w:val="0"/>
+          <w:iCs w:val="0"/>
           <w:smallCaps w:val="0"/>
           <w:strike w:val="0"/>
           <w:color w:val="000000"/>
@@ -973,7 +1001,9 @@
         <w:rPr>
           <w:rFonts w:ascii="Calibri" w:cs="Calibri" w:eastAsia="Calibri" w:hAnsi="Calibri"/>
           <w:b w:val="0"/>
+          <w:bCs w:val="0"/>
           <w:i w:val="1"/>
+          <w:iCs w:val="1"/>
           <w:smallCaps w:val="0"/>
           <w:strike w:val="0"/>
           <w:color w:val="548dd4"/>
@@ -988,7 +1018,9 @@
         <w:rPr>
           <w:rFonts w:ascii="Calibri" w:cs="Calibri" w:eastAsia="Calibri" w:hAnsi="Calibri"/>
           <w:b w:val="0"/>
+          <w:bCs w:val="0"/>
           <w:i w:val="1"/>
+          <w:iCs w:val="1"/>
           <w:smallCaps w:val="0"/>
           <w:strike w:val="0"/>
           <w:color w:val="548dd4"/>
@@ -1010,12 +1042,12 @@
             <wp:extent cx="1200150" cy="1200150"/>
             <wp:effectExtent b="0" l="0" r="0" t="0"/>
             <wp:wrapSquare wrapText="bothSides" distB="0" distT="0" distL="114300" distR="114300"/>
-            <wp:docPr descr="psi-negro.png" id="15" name="image1.png"/>
+            <wp:docPr descr="psi-negro.png" id="15" name="image3.png"/>
             <a:graphic>
               <a:graphicData uri="http://schemas.openxmlformats.org/drawingml/2006/picture">
                 <pic:pic>
                   <pic:nvPicPr>
-                    <pic:cNvPr descr="psi-negro.png" id="0" name="image1.png"/>
+                    <pic:cNvPr descr="psi-negro.png" id="0" name="image3.png"/>
                     <pic:cNvPicPr preferRelativeResize="0"/>
                   </pic:nvPicPr>
                   <pic:blipFill>
@@ -1043,7 +1075,9 @@
         <w:rPr>
           <w:rFonts w:ascii="Calibri" w:cs="Calibri" w:eastAsia="Calibri" w:hAnsi="Calibri"/>
           <w:b w:val="0"/>
+          <w:bCs w:val="0"/>
           <w:i w:val="1"/>
+          <w:iCs w:val="1"/>
           <w:smallCaps w:val="0"/>
           <w:strike w:val="0"/>
           <w:color w:val="548dd4"/>
@@ -1065,12 +1099,12 @@
             <wp:extent cx="1304925" cy="2019300"/>
             <wp:effectExtent b="0" l="0" r="0" t="0"/>
             <wp:wrapSquare wrapText="bothSides" distB="0" distT="0" distL="114300" distR="114300"/>
-            <wp:docPr descr="UNPA.JPG" id="14" name="image2.jpg"/>
+            <wp:docPr descr="UNPA.JPG" id="14" name="image1.jpg"/>
             <a:graphic>
               <a:graphicData uri="http://schemas.openxmlformats.org/drawingml/2006/picture">
                 <pic:pic>
                   <pic:nvPicPr>
-                    <pic:cNvPr descr="UNPA.JPG" id="0" name="image2.jpg"/>
+                    <pic:cNvPr descr="UNPA.JPG" id="0" name="image1.jpg"/>
                     <pic:cNvPicPr preferRelativeResize="0"/>
                   </pic:nvPicPr>
                   <pic:blipFill>
@@ -1109,7 +1143,9 @@
         <w:rPr>
           <w:rFonts w:ascii="Cambria" w:cs="Cambria" w:eastAsia="Cambria" w:hAnsi="Cambria"/>
           <w:b w:val="1"/>
+          <w:bCs w:val="1"/>
           <w:i w:val="0"/>
+          <w:iCs w:val="0"/>
           <w:smallCaps w:val="0"/>
           <w:strike w:val="0"/>
           <w:color w:val="366091"/>
@@ -1124,7 +1160,9 @@
         <w:rPr>
           <w:rFonts w:ascii="Cambria" w:cs="Cambria" w:eastAsia="Cambria" w:hAnsi="Cambria"/>
           <w:b w:val="1"/>
+          <w:bCs w:val="1"/>
           <w:i w:val="0"/>
+          <w:iCs w:val="0"/>
           <w:smallCaps w:val="0"/>
           <w:strike w:val="0"/>
           <w:color w:val="366091"/>
@@ -1140,7 +1178,7 @@
     </w:p>
     <w:sdt>
       <w:sdtPr>
-        <w:id w:val="-2014405012"/>
+        <w:id w:val="898769144"/>
         <w:docPartObj>
           <w:docPartGallery w:val="Table of Contents"/>
           <w:docPartUnique w:val="1"/>
@@ -1158,7 +1196,9 @@
             <w:rPr>
               <w:rFonts w:ascii="Arial" w:cs="Arial" w:eastAsia="Arial" w:hAnsi="Arial"/>
               <w:b w:val="1"/>
+              <w:bCs w:val="1"/>
               <w:i w:val="0"/>
+              <w:iCs w:val="0"/>
               <w:smallCaps w:val="0"/>
               <w:strike w:val="0"/>
               <w:color w:val="000000"/>
@@ -1179,7 +1219,9 @@
               <w:rPr>
                 <w:rFonts w:ascii="Calibri" w:cs="Calibri" w:eastAsia="Calibri" w:hAnsi="Calibri"/>
                 <w:b w:val="1"/>
+                <w:bCs w:val="1"/>
                 <w:i w:val="0"/>
+                <w:iCs w:val="0"/>
                 <w:smallCaps w:val="0"/>
                 <w:strike w:val="0"/>
                 <w:color w:val="366091"/>
@@ -1212,7 +1254,9 @@
             <w:rPr>
               <w:rFonts w:ascii="Arial" w:cs="Arial" w:eastAsia="Arial" w:hAnsi="Arial"/>
               <w:b w:val="0"/>
+              <w:bCs w:val="0"/>
               <w:i w:val="0"/>
+              <w:iCs w:val="0"/>
               <w:smallCaps w:val="0"/>
               <w:strike w:val="0"/>
               <w:color w:val="000000"/>
@@ -1228,7 +1272,9 @@
               <w:rPr>
                 <w:rFonts w:ascii="Calibri" w:cs="Calibri" w:eastAsia="Calibri" w:hAnsi="Calibri"/>
                 <w:b w:val="0"/>
+                <w:bCs w:val="0"/>
                 <w:i w:val="1"/>
+                <w:iCs w:val="1"/>
                 <w:smallCaps w:val="0"/>
                 <w:strike w:val="0"/>
                 <w:color w:val="548dd4"/>
@@ -1261,7 +1307,9 @@
             <w:rPr>
               <w:rFonts w:ascii="Arial" w:cs="Arial" w:eastAsia="Arial" w:hAnsi="Arial"/>
               <w:b w:val="0"/>
+              <w:bCs w:val="0"/>
               <w:i w:val="0"/>
+              <w:iCs w:val="0"/>
               <w:smallCaps w:val="0"/>
               <w:strike w:val="0"/>
               <w:color w:val="000000"/>
@@ -1277,7 +1325,9 @@
               <w:rPr>
                 <w:rFonts w:ascii="Calibri" w:cs="Calibri" w:eastAsia="Calibri" w:hAnsi="Calibri"/>
                 <w:b w:val="0"/>
+                <w:bCs w:val="0"/>
                 <w:i w:val="1"/>
+                <w:iCs w:val="1"/>
                 <w:smallCaps w:val="0"/>
                 <w:strike w:val="0"/>
                 <w:color w:val="548dd4"/>
@@ -1310,7 +1360,9 @@
             <w:rPr>
               <w:rFonts w:ascii="Arial" w:cs="Arial" w:eastAsia="Arial" w:hAnsi="Arial"/>
               <w:b w:val="0"/>
+              <w:bCs w:val="0"/>
               <w:i w:val="0"/>
+              <w:iCs w:val="0"/>
               <w:smallCaps w:val="0"/>
               <w:strike w:val="0"/>
               <w:color w:val="000000"/>
@@ -1326,7 +1378,9 @@
               <w:rPr>
                 <w:rFonts w:ascii="Calibri" w:cs="Calibri" w:eastAsia="Calibri" w:hAnsi="Calibri"/>
                 <w:b w:val="0"/>
+                <w:bCs w:val="0"/>
                 <w:i w:val="1"/>
+                <w:iCs w:val="1"/>
                 <w:smallCaps w:val="0"/>
                 <w:strike w:val="0"/>
                 <w:color w:val="548dd4"/>
@@ -1359,7 +1413,9 @@
             <w:rPr>
               <w:rFonts w:ascii="Arial" w:cs="Arial" w:eastAsia="Arial" w:hAnsi="Arial"/>
               <w:b w:val="0"/>
+              <w:bCs w:val="0"/>
               <w:i w:val="0"/>
+              <w:iCs w:val="0"/>
               <w:smallCaps w:val="0"/>
               <w:strike w:val="0"/>
               <w:color w:val="000000"/>
@@ -1375,7 +1431,9 @@
               <w:rPr>
                 <w:rFonts w:ascii="Calibri" w:cs="Calibri" w:eastAsia="Calibri" w:hAnsi="Calibri"/>
                 <w:b w:val="0"/>
+                <w:bCs w:val="0"/>
                 <w:i w:val="1"/>
+                <w:iCs w:val="1"/>
                 <w:smallCaps w:val="0"/>
                 <w:strike w:val="0"/>
                 <w:color w:val="548dd4"/>
@@ -1408,7 +1466,9 @@
             <w:rPr>
               <w:rFonts w:ascii="Arial" w:cs="Arial" w:eastAsia="Arial" w:hAnsi="Arial"/>
               <w:b w:val="0"/>
+              <w:bCs w:val="0"/>
               <w:i w:val="0"/>
+              <w:iCs w:val="0"/>
               <w:smallCaps w:val="0"/>
               <w:strike w:val="0"/>
               <w:color w:val="000000"/>
@@ -1424,7 +1484,9 @@
               <w:rPr>
                 <w:rFonts w:ascii="Calibri" w:cs="Calibri" w:eastAsia="Calibri" w:hAnsi="Calibri"/>
                 <w:b w:val="0"/>
+                <w:bCs w:val="0"/>
                 <w:i w:val="1"/>
+                <w:iCs w:val="1"/>
                 <w:smallCaps w:val="0"/>
                 <w:strike w:val="0"/>
                 <w:color w:val="548dd4"/>
@@ -1457,7 +1519,9 @@
             <w:rPr>
               <w:rFonts w:ascii="Arial" w:cs="Arial" w:eastAsia="Arial" w:hAnsi="Arial"/>
               <w:b w:val="0"/>
+              <w:bCs w:val="0"/>
               <w:i w:val="0"/>
+              <w:iCs w:val="0"/>
               <w:smallCaps w:val="0"/>
               <w:strike w:val="0"/>
               <w:color w:val="000000"/>
@@ -1473,7 +1537,9 @@
               <w:rPr>
                 <w:rFonts w:ascii="Calibri" w:cs="Calibri" w:eastAsia="Calibri" w:hAnsi="Calibri"/>
                 <w:b w:val="0"/>
+                <w:bCs w:val="0"/>
                 <w:i w:val="1"/>
+                <w:iCs w:val="1"/>
                 <w:smallCaps w:val="0"/>
                 <w:strike w:val="0"/>
                 <w:color w:val="548dd4"/>
@@ -1506,7 +1572,9 @@
             <w:rPr>
               <w:rFonts w:ascii="Arial" w:cs="Arial" w:eastAsia="Arial" w:hAnsi="Arial"/>
               <w:b w:val="0"/>
+              <w:bCs w:val="0"/>
               <w:i w:val="0"/>
+              <w:iCs w:val="0"/>
               <w:smallCaps w:val="0"/>
               <w:strike w:val="0"/>
               <w:color w:val="000000"/>
@@ -1522,7 +1590,9 @@
               <w:rPr>
                 <w:rFonts w:ascii="Calibri" w:cs="Calibri" w:eastAsia="Calibri" w:hAnsi="Calibri"/>
                 <w:b w:val="0"/>
+                <w:bCs w:val="0"/>
                 <w:i w:val="1"/>
+                <w:iCs w:val="1"/>
                 <w:smallCaps w:val="0"/>
                 <w:strike w:val="0"/>
                 <w:color w:val="548dd4"/>
@@ -1555,7 +1625,9 @@
             <w:rPr>
               <w:rFonts w:ascii="Arial" w:cs="Arial" w:eastAsia="Arial" w:hAnsi="Arial"/>
               <w:b w:val="1"/>
+              <w:bCs w:val="1"/>
               <w:i w:val="0"/>
+              <w:iCs w:val="0"/>
               <w:smallCaps w:val="0"/>
               <w:strike w:val="0"/>
               <w:color w:val="000000"/>
@@ -1571,7 +1643,9 @@
               <w:rPr>
                 <w:rFonts w:ascii="Calibri" w:cs="Calibri" w:eastAsia="Calibri" w:hAnsi="Calibri"/>
                 <w:b w:val="1"/>
+                <w:bCs w:val="1"/>
                 <w:i w:val="0"/>
+                <w:iCs w:val="0"/>
                 <w:smallCaps w:val="0"/>
                 <w:strike w:val="0"/>
                 <w:color w:val="366091"/>
@@ -1604,7 +1678,9 @@
             <w:rPr>
               <w:rFonts w:ascii="Arial" w:cs="Arial" w:eastAsia="Arial" w:hAnsi="Arial"/>
               <w:b w:val="0"/>
+              <w:bCs w:val="0"/>
               <w:i w:val="0"/>
+              <w:iCs w:val="0"/>
               <w:smallCaps w:val="0"/>
               <w:strike w:val="0"/>
               <w:color w:val="000000"/>
@@ -1620,7 +1696,9 @@
               <w:rPr>
                 <w:rFonts w:ascii="Calibri" w:cs="Calibri" w:eastAsia="Calibri" w:hAnsi="Calibri"/>
                 <w:b w:val="0"/>
+                <w:bCs w:val="0"/>
                 <w:i w:val="1"/>
+                <w:iCs w:val="1"/>
                 <w:smallCaps w:val="0"/>
                 <w:strike w:val="0"/>
                 <w:color w:val="548dd4"/>
@@ -1653,7 +1731,9 @@
             <w:rPr>
               <w:rFonts w:ascii="Arial" w:cs="Arial" w:eastAsia="Arial" w:hAnsi="Arial"/>
               <w:b w:val="0"/>
+              <w:bCs w:val="0"/>
               <w:i w:val="0"/>
+              <w:iCs w:val="0"/>
               <w:smallCaps w:val="0"/>
               <w:strike w:val="0"/>
               <w:color w:val="000000"/>
@@ -1669,7 +1749,9 @@
               <w:rPr>
                 <w:rFonts w:ascii="Calibri" w:cs="Calibri" w:eastAsia="Calibri" w:hAnsi="Calibri"/>
                 <w:b w:val="0"/>
+                <w:bCs w:val="0"/>
                 <w:i w:val="1"/>
+                <w:iCs w:val="1"/>
                 <w:smallCaps w:val="0"/>
                 <w:strike w:val="0"/>
                 <w:color w:val="548dd4"/>
@@ -1702,7 +1784,9 @@
             <w:rPr>
               <w:rFonts w:ascii="Arial" w:cs="Arial" w:eastAsia="Arial" w:hAnsi="Arial"/>
               <w:b w:val="0"/>
+              <w:bCs w:val="0"/>
               <w:i w:val="0"/>
+              <w:iCs w:val="0"/>
               <w:smallCaps w:val="0"/>
               <w:strike w:val="0"/>
               <w:color w:val="000000"/>
@@ -1718,7 +1802,9 @@
               <w:rPr>
                 <w:rFonts w:ascii="Calibri" w:cs="Calibri" w:eastAsia="Calibri" w:hAnsi="Calibri"/>
                 <w:b w:val="0"/>
+                <w:bCs w:val="0"/>
                 <w:i w:val="1"/>
+                <w:iCs w:val="1"/>
                 <w:smallCaps w:val="0"/>
                 <w:strike w:val="0"/>
                 <w:color w:val="548dd4"/>
@@ -2662,6 +2748,7 @@
             <w:r>
               <w:rPr>
                 <w:b w:val="1"/>
+                <w:bCs w:val="1"/>
                 <w:rtl w:val="0"/>
               </w:rPr>
               <w:t xml:space="preserve">ID</w:t>
@@ -2700,6 +2787,7 @@
             <w:r>
               <w:rPr>
                 <w:b w:val="1"/>
+                <w:bCs w:val="1"/>
                 <w:rtl w:val="0"/>
               </w:rPr>
               <w:t xml:space="preserve">Caso de Uso</w:t>
@@ -2738,6 +2826,7 @@
             <w:r>
               <w:rPr>
                 <w:b w:val="1"/>
+                <w:bCs w:val="1"/>
                 <w:rtl w:val="0"/>
               </w:rPr>
               <w:t xml:space="preserve">Justificación Breve</w:t>
@@ -3749,6 +3838,7 @@
             <w:r>
               <w:rPr>
                 <w:b w:val="1"/>
+                <w:bCs w:val="1"/>
                 <w:rtl w:val="0"/>
               </w:rPr>
               <w:t xml:space="preserve">ID</w:t>
@@ -3787,6 +3877,7 @@
             <w:r>
               <w:rPr>
                 <w:b w:val="1"/>
+                <w:bCs w:val="1"/>
                 <w:rtl w:val="0"/>
               </w:rPr>
               <w:t xml:space="preserve">Caso de Uso</w:t>
@@ -3825,6 +3916,7 @@
             <w:r>
               <w:rPr>
                 <w:b w:val="1"/>
+                <w:bCs w:val="1"/>
                 <w:rtl w:val="0"/>
               </w:rPr>
               <w:t xml:space="preserve">Justificación Breve</w:t>
@@ -4630,6 +4722,7 @@
             <w:r>
               <w:rPr>
                 <w:b w:val="1"/>
+                <w:bCs w:val="1"/>
                 <w:rtl w:val="0"/>
               </w:rPr>
               <w:t xml:space="preserve">ID</w:t>
@@ -4668,6 +4761,7 @@
             <w:r>
               <w:rPr>
                 <w:b w:val="1"/>
+                <w:bCs w:val="1"/>
                 <w:rtl w:val="0"/>
               </w:rPr>
               <w:t xml:space="preserve">Caso de Uso</w:t>
@@ -4706,6 +4800,7 @@
             <w:r>
               <w:rPr>
                 <w:b w:val="1"/>
+                <w:bCs w:val="1"/>
                 <w:rtl w:val="0"/>
               </w:rPr>
               <w:t xml:space="preserve">Justificación Breve</w:t>
@@ -5211,6 +5306,7 @@
             <w:r>
               <w:rPr>
                 <w:b w:val="1"/>
+                <w:bCs w:val="1"/>
                 <w:rtl w:val="0"/>
               </w:rPr>
               <w:t xml:space="preserve">ID</w:t>
@@ -5249,6 +5345,7 @@
             <w:r>
               <w:rPr>
                 <w:b w:val="1"/>
+                <w:bCs w:val="1"/>
                 <w:rtl w:val="0"/>
               </w:rPr>
               <w:t xml:space="preserve">Caso de Uso</w:t>
@@ -5287,6 +5384,7 @@
             <w:r>
               <w:rPr>
                 <w:b w:val="1"/>
+                <w:bCs w:val="1"/>
                 <w:rtl w:val="0"/>
               </w:rPr>
               <w:t xml:space="preserve">Justificación Breve</w:t>
@@ -6693,7 +6791,9 @@
       <w:rPr>
         <w:rFonts w:ascii="Cambria" w:cs="Cambria" w:eastAsia="Cambria" w:hAnsi="Cambria"/>
         <w:b w:val="0"/>
+        <w:bCs w:val="0"/>
         <w:i w:val="0"/>
+        <w:iCs w:val="0"/>
         <w:smallCaps w:val="0"/>
         <w:strike w:val="0"/>
         <w:color w:val="000000"/>
@@ -6742,7 +6842,9 @@
       <w:rPr>
         <w:rFonts w:ascii="Cambria" w:cs="Cambria" w:eastAsia="Cambria" w:hAnsi="Cambria"/>
         <w:b w:val="0"/>
+        <w:bCs w:val="0"/>
         <w:i w:val="0"/>
+        <w:iCs w:val="0"/>
         <w:smallCaps w:val="0"/>
         <w:strike w:val="0"/>
         <w:color w:val="000000"/>
@@ -6951,7 +7053,9 @@
       <w:rPr>
         <w:rFonts w:ascii="Cambria" w:cs="Cambria" w:eastAsia="Cambria" w:hAnsi="Cambria"/>
         <w:b w:val="0"/>
+        <w:bCs w:val="0"/>
         <w:i w:val="0"/>
+        <w:iCs w:val="0"/>
         <w:smallCaps w:val="0"/>
         <w:strike w:val="0"/>
         <w:color w:val="000000"/>
@@ -6973,12 +7077,12 @@
           <wp:extent cx="669290" cy="669290"/>
           <wp:effectExtent b="0" l="0" r="0" t="0"/>
           <wp:wrapSquare wrapText="bothSides" distB="0" distT="0" distL="114300" distR="114300"/>
-          <wp:docPr descr="psi-negro.png" id="16" name="image3.png"/>
+          <wp:docPr descr="psi-negro.png" id="16" name="image2.png"/>
           <a:graphic>
             <a:graphicData uri="http://schemas.openxmlformats.org/drawingml/2006/picture">
               <pic:pic>
                 <pic:nvPicPr>
-                  <pic:cNvPr descr="psi-negro.png" id="0" name="image3.png"/>
+                  <pic:cNvPr descr="psi-negro.png" id="0" name="image2.png"/>
                   <pic:cNvPicPr preferRelativeResize="0"/>
                 </pic:nvPicPr>
                 <pic:blipFill>
@@ -7006,7 +7110,9 @@
       <w:rPr>
         <w:rFonts w:ascii="Cambria" w:cs="Cambria" w:eastAsia="Cambria" w:hAnsi="Cambria"/>
         <w:b w:val="0"/>
+        <w:bCs w:val="0"/>
         <w:i w:val="0"/>
+        <w:iCs w:val="0"/>
         <w:smallCaps w:val="0"/>
         <w:strike w:val="0"/>
         <w:color w:val="000000"/>
@@ -7028,12 +7134,12 @@
           <wp:extent cx="425450" cy="666750"/>
           <wp:effectExtent b="0" l="0" r="0" t="0"/>
           <wp:wrapSquare wrapText="bothSides" distB="0" distT="0" distL="114300" distR="114300"/>
-          <wp:docPr descr="UNPA.JPG" id="13" name="image2.jpg"/>
+          <wp:docPr descr="UNPA.JPG" id="13" name="image1.jpg"/>
           <a:graphic>
             <a:graphicData uri="http://schemas.openxmlformats.org/drawingml/2006/picture">
               <pic:pic>
                 <pic:nvPicPr>
-                  <pic:cNvPr descr="UNPA.JPG" id="0" name="image2.jpg"/>
+                  <pic:cNvPr descr="UNPA.JPG" id="0" name="image1.jpg"/>
                   <pic:cNvPicPr preferRelativeResize="0"/>
                 </pic:nvPicPr>
                 <pic:blipFill>
@@ -7061,7 +7167,9 @@
       <w:rPr>
         <w:rFonts w:ascii="Cambria" w:cs="Cambria" w:eastAsia="Cambria" w:hAnsi="Cambria"/>
         <w:b w:val="0"/>
+        <w:bCs w:val="0"/>
         <w:i w:val="0"/>
+        <w:iCs w:val="0"/>
         <w:smallCaps w:val="0"/>
         <w:strike w:val="0"/>
         <w:color w:val="000000"/>
@@ -7181,7 +7289,9 @@
       <w:rPr>
         <w:rFonts w:ascii="Cambria" w:cs="Cambria" w:eastAsia="Cambria" w:hAnsi="Cambria"/>
         <w:b w:val="0"/>
+        <w:bCs w:val="0"/>
         <w:i w:val="0"/>
+        <w:iCs w:val="0"/>
         <w:smallCaps w:val="0"/>
         <w:strike w:val="0"/>
         <w:color w:val="000000"/>
@@ -7308,7 +7418,9 @@
       <w:rPr>
         <w:rFonts w:ascii="Cambria" w:cs="Cambria" w:eastAsia="Cambria" w:hAnsi="Cambria"/>
         <w:b w:val="0"/>
+        <w:bCs w:val="0"/>
         <w:i w:val="0"/>
+        <w:iCs w:val="0"/>
         <w:smallCaps w:val="0"/>
         <w:strike w:val="0"/>
         <w:color w:val="000000"/>
@@ -7601,6 +7713,7 @@
     <w:rPr>
       <w:rFonts w:ascii="Cambria" w:cs="Cambria" w:eastAsia="Cambria" w:hAnsi="Cambria"/>
       <w:b w:val="1"/>
+      <w:bCs w:val="1"/>
       <w:color w:val="366091"/>
       <w:sz w:val="28"/>
       <w:szCs w:val="28"/>
@@ -7619,6 +7732,7 @@
     <w:rPr>
       <w:rFonts w:ascii="Cambria" w:cs="Cambria" w:eastAsia="Cambria" w:hAnsi="Cambria"/>
       <w:b w:val="1"/>
+      <w:bCs w:val="1"/>
       <w:color w:val="4f81bd"/>
       <w:sz w:val="26"/>
       <w:szCs w:val="26"/>
@@ -7635,6 +7749,7 @@
     <w:rPr>
       <w:rFonts w:ascii="Cambria" w:cs="Cambria" w:eastAsia="Cambria" w:hAnsi="Cambria"/>
       <w:b w:val="1"/>
+      <w:bCs w:val="1"/>
       <w:color w:val="4f81bd"/>
     </w:rPr>
   </w:style>
@@ -7649,7 +7764,9 @@
     <w:rPr>
       <w:rFonts w:ascii="Cambria" w:cs="Cambria" w:eastAsia="Cambria" w:hAnsi="Cambria"/>
       <w:b w:val="1"/>
+      <w:bCs w:val="1"/>
       <w:i w:val="1"/>
+      <w:iCs w:val="1"/>
       <w:color w:val="4f81bd"/>
     </w:rPr>
   </w:style>
@@ -7665,6 +7782,7 @@
     </w:pPr>
     <w:rPr>
       <w:b w:val="1"/>
+      <w:bCs w:val="1"/>
       <w:sz w:val="22"/>
       <w:szCs w:val="22"/>
     </w:rPr>
@@ -7681,6 +7799,7 @@
     </w:pPr>
     <w:rPr>
       <w:b w:val="1"/>
+      <w:bCs w:val="1"/>
       <w:sz w:val="20"/>
       <w:szCs w:val="20"/>
     </w:rPr>
@@ -7715,6 +7834,7 @@
     <w:rPr>
       <w:rFonts w:ascii="Georgia" w:cs="Georgia" w:eastAsia="Georgia" w:hAnsi="Georgia"/>
       <w:i w:val="1"/>
+      <w:iCs w:val="1"/>
       <w:color w:val="666666"/>
       <w:sz w:val="48"/>
       <w:szCs w:val="48"/>

--- a/Etapa Construcción - Iteración 2/Priorización e Inicio Diseño 2º Tanda Casos de Uso - Kairos - NexTech.docx
+++ b/Etapa Construcción - Iteración 2/Priorización e Inicio Diseño 2º Tanda Casos de Uso - Kairos - NexTech.docx
@@ -1042,12 +1042,12 @@
             <wp:extent cx="1200150" cy="1200150"/>
             <wp:effectExtent b="0" l="0" r="0" t="0"/>
             <wp:wrapSquare wrapText="bothSides" distB="0" distT="0" distL="114300" distR="114300"/>
-            <wp:docPr descr="psi-negro.png" id="15" name="image3.png"/>
+            <wp:docPr descr="psi-negro.png" id="15" name="image1.png"/>
             <a:graphic>
               <a:graphicData uri="http://schemas.openxmlformats.org/drawingml/2006/picture">
                 <pic:pic>
                   <pic:nvPicPr>
-                    <pic:cNvPr descr="psi-negro.png" id="0" name="image3.png"/>
+                    <pic:cNvPr descr="psi-negro.png" id="0" name="image1.png"/>
                     <pic:cNvPicPr preferRelativeResize="0"/>
                   </pic:nvPicPr>
                   <pic:blipFill>
@@ -1099,12 +1099,12 @@
             <wp:extent cx="1304925" cy="2019300"/>
             <wp:effectExtent b="0" l="0" r="0" t="0"/>
             <wp:wrapSquare wrapText="bothSides" distB="0" distT="0" distL="114300" distR="114300"/>
-            <wp:docPr descr="UNPA.JPG" id="14" name="image1.jpg"/>
+            <wp:docPr descr="UNPA.JPG" id="14" name="image3.jpg"/>
             <a:graphic>
               <a:graphicData uri="http://schemas.openxmlformats.org/drawingml/2006/picture">
                 <pic:pic>
                   <pic:nvPicPr>
-                    <pic:cNvPr descr="UNPA.JPG" id="0" name="image1.jpg"/>
+                    <pic:cNvPr descr="UNPA.JPG" id="0" name="image3.jpg"/>
                     <pic:cNvPicPr preferRelativeResize="0"/>
                   </pic:nvPicPr>
                   <pic:blipFill>
@@ -1178,7 +1178,7 @@
     </w:p>
     <w:sdt>
       <w:sdtPr>
-        <w:id w:val="898769144"/>
+        <w:id w:val="1724685801"/>
         <w:docPartObj>
           <w:docPartGallery w:val="Table of Contents"/>
           <w:docPartUnique w:val="1"/>
@@ -7134,12 +7134,12 @@
           <wp:extent cx="425450" cy="666750"/>
           <wp:effectExtent b="0" l="0" r="0" t="0"/>
           <wp:wrapSquare wrapText="bothSides" distB="0" distT="0" distL="114300" distR="114300"/>
-          <wp:docPr descr="UNPA.JPG" id="13" name="image1.jpg"/>
+          <wp:docPr descr="UNPA.JPG" id="13" name="image3.jpg"/>
           <a:graphic>
             <a:graphicData uri="http://schemas.openxmlformats.org/drawingml/2006/picture">
               <pic:pic>
                 <pic:nvPicPr>
-                  <pic:cNvPr descr="UNPA.JPG" id="0" name="image1.jpg"/>
+                  <pic:cNvPr descr="UNPA.JPG" id="0" name="image3.jpg"/>
                   <pic:cNvPicPr preferRelativeResize="0"/>
                 </pic:nvPicPr>
                 <pic:blipFill>

--- a/Etapa Construcción - Iteración 2/Priorización e Inicio Diseño 2º Tanda Casos de Uso - Kairos - NexTech.docx
+++ b/Etapa Construcción - Iteración 2/Priorización e Inicio Diseño 2º Tanda Casos de Uso - Kairos - NexTech.docx
@@ -1042,12 +1042,12 @@
             <wp:extent cx="1200150" cy="1200150"/>
             <wp:effectExtent b="0" l="0" r="0" t="0"/>
             <wp:wrapSquare wrapText="bothSides" distB="0" distT="0" distL="114300" distR="114300"/>
-            <wp:docPr descr="psi-negro.png" id="15" name="image1.png"/>
+            <wp:docPr descr="psi-negro.png" id="15" name="image2.png"/>
             <a:graphic>
               <a:graphicData uri="http://schemas.openxmlformats.org/drawingml/2006/picture">
                 <pic:pic>
                   <pic:nvPicPr>
-                    <pic:cNvPr descr="psi-negro.png" id="0" name="image1.png"/>
+                    <pic:cNvPr descr="psi-negro.png" id="0" name="image2.png"/>
                     <pic:cNvPicPr preferRelativeResize="0"/>
                   </pic:nvPicPr>
                   <pic:blipFill>
@@ -1178,7 +1178,7 @@
     </w:p>
     <w:sdt>
       <w:sdtPr>
-        <w:id w:val="1724685801"/>
+        <w:id w:val="522460767"/>
         <w:docPartObj>
           <w:docPartGallery w:val="Table of Contents"/>
           <w:docPartUnique w:val="1"/>
@@ -7077,12 +7077,12 @@
           <wp:extent cx="669290" cy="669290"/>
           <wp:effectExtent b="0" l="0" r="0" t="0"/>
           <wp:wrapSquare wrapText="bothSides" distB="0" distT="0" distL="114300" distR="114300"/>
-          <wp:docPr descr="psi-negro.png" id="16" name="image2.png"/>
+          <wp:docPr descr="psi-negro.png" id="16" name="image1.png"/>
           <a:graphic>
             <a:graphicData uri="http://schemas.openxmlformats.org/drawingml/2006/picture">
               <pic:pic>
                 <pic:nvPicPr>
-                  <pic:cNvPr descr="psi-negro.png" id="0" name="image2.png"/>
+                  <pic:cNvPr descr="psi-negro.png" id="0" name="image1.png"/>
                   <pic:cNvPicPr preferRelativeResize="0"/>
                 </pic:nvPicPr>
                 <pic:blipFill>

--- a/Etapa Construcción - Iteración 2/Priorización e Inicio Diseño 2º Tanda Casos de Uso - Kairos - NexTech.docx
+++ b/Etapa Construcción - Iteración 2/Priorización e Inicio Diseño 2º Tanda Casos de Uso - Kairos - NexTech.docx
@@ -1099,12 +1099,12 @@
             <wp:extent cx="1304925" cy="2019300"/>
             <wp:effectExtent b="0" l="0" r="0" t="0"/>
             <wp:wrapSquare wrapText="bothSides" distB="0" distT="0" distL="114300" distR="114300"/>
-            <wp:docPr descr="UNPA.JPG" id="14" name="image3.jpg"/>
+            <wp:docPr descr="UNPA.JPG" id="14" name="image1.jpg"/>
             <a:graphic>
               <a:graphicData uri="http://schemas.openxmlformats.org/drawingml/2006/picture">
                 <pic:pic>
                   <pic:nvPicPr>
-                    <pic:cNvPr descr="UNPA.JPG" id="0" name="image3.jpg"/>
+                    <pic:cNvPr descr="UNPA.JPG" id="0" name="image1.jpg"/>
                     <pic:cNvPicPr preferRelativeResize="0"/>
                   </pic:nvPicPr>
                   <pic:blipFill>
@@ -1178,7 +1178,7 @@
     </w:p>
     <w:sdt>
       <w:sdtPr>
-        <w:id w:val="522460767"/>
+        <w:id w:val="967333797"/>
         <w:docPartObj>
           <w:docPartGallery w:val="Table of Contents"/>
           <w:docPartUnique w:val="1"/>
@@ -7077,12 +7077,12 @@
           <wp:extent cx="669290" cy="669290"/>
           <wp:effectExtent b="0" l="0" r="0" t="0"/>
           <wp:wrapSquare wrapText="bothSides" distB="0" distT="0" distL="114300" distR="114300"/>
-          <wp:docPr descr="psi-negro.png" id="16" name="image1.png"/>
+          <wp:docPr descr="psi-negro.png" id="16" name="image3.png"/>
           <a:graphic>
             <a:graphicData uri="http://schemas.openxmlformats.org/drawingml/2006/picture">
               <pic:pic>
                 <pic:nvPicPr>
-                  <pic:cNvPr descr="psi-negro.png" id="0" name="image1.png"/>
+                  <pic:cNvPr descr="psi-negro.png" id="0" name="image3.png"/>
                   <pic:cNvPicPr preferRelativeResize="0"/>
                 </pic:nvPicPr>
                 <pic:blipFill>
@@ -7134,12 +7134,12 @@
           <wp:extent cx="425450" cy="666750"/>
           <wp:effectExtent b="0" l="0" r="0" t="0"/>
           <wp:wrapSquare wrapText="bothSides" distB="0" distT="0" distL="114300" distR="114300"/>
-          <wp:docPr descr="UNPA.JPG" id="13" name="image3.jpg"/>
+          <wp:docPr descr="UNPA.JPG" id="13" name="image1.jpg"/>
           <a:graphic>
             <a:graphicData uri="http://schemas.openxmlformats.org/drawingml/2006/picture">
               <pic:pic>
                 <pic:nvPicPr>
-                  <pic:cNvPr descr="UNPA.JPG" id="0" name="image3.jpg"/>
+                  <pic:cNvPr descr="UNPA.JPG" id="0" name="image1.jpg"/>
                   <pic:cNvPicPr preferRelativeResize="0"/>
                 </pic:nvPicPr>
                 <pic:blipFill>

--- a/Etapa Construcción - Iteración 2/Priorización e Inicio Diseño 2º Tanda Casos de Uso - Kairos - NexTech.docx
+++ b/Etapa Construcción - Iteración 2/Priorización e Inicio Diseño 2º Tanda Casos de Uso - Kairos - NexTech.docx
@@ -1042,12 +1042,12 @@
             <wp:extent cx="1200150" cy="1200150"/>
             <wp:effectExtent b="0" l="0" r="0" t="0"/>
             <wp:wrapSquare wrapText="bothSides" distB="0" distT="0" distL="114300" distR="114300"/>
-            <wp:docPr descr="psi-negro.png" id="15" name="image2.png"/>
+            <wp:docPr descr="psi-negro.png" id="15" name="image1.png"/>
             <a:graphic>
               <a:graphicData uri="http://schemas.openxmlformats.org/drawingml/2006/picture">
                 <pic:pic>
                   <pic:nvPicPr>
-                    <pic:cNvPr descr="psi-negro.png" id="0" name="image2.png"/>
+                    <pic:cNvPr descr="psi-negro.png" id="0" name="image1.png"/>
                     <pic:cNvPicPr preferRelativeResize="0"/>
                   </pic:nvPicPr>
                   <pic:blipFill>
@@ -1099,12 +1099,12 @@
             <wp:extent cx="1304925" cy="2019300"/>
             <wp:effectExtent b="0" l="0" r="0" t="0"/>
             <wp:wrapSquare wrapText="bothSides" distB="0" distT="0" distL="114300" distR="114300"/>
-            <wp:docPr descr="UNPA.JPG" id="14" name="image1.jpg"/>
+            <wp:docPr descr="UNPA.JPG" id="14" name="image3.jpg"/>
             <a:graphic>
               <a:graphicData uri="http://schemas.openxmlformats.org/drawingml/2006/picture">
                 <pic:pic>
                   <pic:nvPicPr>
-                    <pic:cNvPr descr="UNPA.JPG" id="0" name="image1.jpg"/>
+                    <pic:cNvPr descr="UNPA.JPG" id="0" name="image3.jpg"/>
                     <pic:cNvPicPr preferRelativeResize="0"/>
                   </pic:nvPicPr>
                   <pic:blipFill>
@@ -1178,7 +1178,7 @@
     </w:p>
     <w:sdt>
       <w:sdtPr>
-        <w:id w:val="967333797"/>
+        <w:id w:val="1755010611"/>
         <w:docPartObj>
           <w:docPartGallery w:val="Table of Contents"/>
           <w:docPartUnique w:val="1"/>
@@ -7077,12 +7077,12 @@
           <wp:extent cx="669290" cy="669290"/>
           <wp:effectExtent b="0" l="0" r="0" t="0"/>
           <wp:wrapSquare wrapText="bothSides" distB="0" distT="0" distL="114300" distR="114300"/>
-          <wp:docPr descr="psi-negro.png" id="16" name="image3.png"/>
+          <wp:docPr descr="psi-negro.png" id="16" name="image2.png"/>
           <a:graphic>
             <a:graphicData uri="http://schemas.openxmlformats.org/drawingml/2006/picture">
               <pic:pic>
                 <pic:nvPicPr>
-                  <pic:cNvPr descr="psi-negro.png" id="0" name="image3.png"/>
+                  <pic:cNvPr descr="psi-negro.png" id="0" name="image2.png"/>
                   <pic:cNvPicPr preferRelativeResize="0"/>
                 </pic:nvPicPr>
                 <pic:blipFill>
@@ -7134,12 +7134,12 @@
           <wp:extent cx="425450" cy="666750"/>
           <wp:effectExtent b="0" l="0" r="0" t="0"/>
           <wp:wrapSquare wrapText="bothSides" distB="0" distT="0" distL="114300" distR="114300"/>
-          <wp:docPr descr="UNPA.JPG" id="13" name="image1.jpg"/>
+          <wp:docPr descr="UNPA.JPG" id="13" name="image3.jpg"/>
           <a:graphic>
             <a:graphicData uri="http://schemas.openxmlformats.org/drawingml/2006/picture">
               <pic:pic>
                 <pic:nvPicPr>
-                  <pic:cNvPr descr="UNPA.JPG" id="0" name="image1.jpg"/>
+                  <pic:cNvPr descr="UNPA.JPG" id="0" name="image3.jpg"/>
                   <pic:cNvPicPr preferRelativeResize="0"/>
                 </pic:nvPicPr>
                 <pic:blipFill>
